--- a/reports/2026-05-mid-demo/03-現場練習指南-下午hands-on.docx
+++ b/reports/2026-05-mid-demo/03-現場練習指南-下午hands-on.docx
@@ -441,7 +441,7 @@
           <w:sz w:val="24"/>
           <w:szCs w:val="24"/>
         </w:rPr>
-        <w:t xml:space="preserve">[此處插入 screenshot：⋯] </w:t>
+        <w:t xml:space="preserve">[此處插入 screenshot H01：（章節導引示意，可截 hands-on 目錄頁）] </w:t>
       </w:r>
       <w:r>
         <w:rPr>
@@ -698,7 +698,7 @@
           <w:sz w:val="24"/>
           <w:szCs w:val="24"/>
         </w:rPr>
-        <w:t xml:space="preserve">專案代碼：DEMO-FMP-2026-001</w:t>
+        <w:t xml:space="preserve">專案代碼：DEMO-2026-001</w:t>
       </w:r>
     </w:p>
     <w:p>
@@ -3953,7 +3953,7 @@
           <w:sz w:val="22"/>
           <w:szCs w:val="22"/>
         </w:rPr>
-        <w:t xml:space="preserve">[此處插入 screenshot：PWA 登入首頁，可看到「Google 登入」按鈕]</w:t>
+        <w:t xml:space="preserve">[此處插入 screenshot H02：PWA 登入首頁，可看到「Google 登入」按鈕]</w:t>
       </w:r>
     </w:p>
     <w:p>
@@ -4199,7 +4199,7 @@
           <w:sz w:val="22"/>
           <w:szCs w:val="22"/>
         </w:rPr>
-        <w:t xml:space="preserve">[此處插入 screenshot：專案內 6 大分頁列，當前停留在「樣區」分頁]</w:t>
+        <w:t xml:space="preserve">[此處插入 screenshot H03：專案內 6 大分頁列，當前停留在「樣區」分頁]</w:t>
       </w:r>
     </w:p>
     <w:p>
@@ -5107,7 +5107,7 @@
           <w:sz w:val="22"/>
           <w:szCs w:val="22"/>
         </w:rPr>
-        <w:t xml:space="preserve">[此處插入 screenshot：樣區建立 form，含編號、GPS、形狀、坡度、日期等欄位]</w:t>
+        <w:t xml:space="preserve">[此處插入 screenshot H04：樣區建立 form，含編號、GPS、形狀、坡度、日期等欄位]</w:t>
       </w:r>
     </w:p>
     <w:p>
@@ -5768,7 +5768,7 @@
           <w:sz w:val="22"/>
           <w:szCs w:val="22"/>
         </w:rPr>
-        <w:t xml:space="preserve">[此處插入 screenshot：地圖分頁顯示新建樣區的位置點位 + popup]</w:t>
+        <w:t xml:space="preserve">[此處插入 screenshot H05：地圖分頁顯示新建樣區的位置點位 + popup]</w:t>
       </w:r>
     </w:p>
     <w:p>
@@ -6774,7 +6774,7 @@
           <w:sz w:val="22"/>
           <w:szCs w:val="22"/>
         </w:rPr>
-        <w:t xml:space="preserve">[此處插入 screenshot：立木建立 form，最上方是樹種 picker 搜尋框]</w:t>
+        <w:t xml:space="preserve">[此處插入 screenshot H06：立木建立 form，最上方是樹種 picker 搜尋框]</w:t>
       </w:r>
     </w:p>
     <w:p>
@@ -7579,7 +7579,7 @@
           <w:sz w:val="22"/>
           <w:szCs w:val="22"/>
         </w:rPr>
-        <w:t xml:space="preserve">[此處插入 screenshot：立木列表顯示新增的紅檜，右側有 🟢 綠色徽章]</w:t>
+        <w:t xml:space="preserve">[此處插入 screenshot H07：立木列表顯示新增的紅檜，右側有 🟢 綠色徽章]</w:t>
       </w:r>
     </w:p>
     <w:p>
@@ -8719,7 +8719,7 @@
           <w:sz w:val="22"/>
           <w:szCs w:val="22"/>
         </w:rPr>
-        <w:t xml:space="preserve">[此處插入 screenshot：AI 全域設定 modal，4 個欄位：PlantNet key / proxy URL / Claude key / Claude model]</w:t>
+        <w:t xml:space="preserve">[此處插入 screenshot H08：AI 全域設定 modal，4 個欄位：PlantNet key / proxy URL / Claude key / Claude model]</w:t>
       </w:r>
     </w:p>
     <w:p>
@@ -8933,7 +8933,7 @@
           <w:sz w:val="22"/>
           <w:szCs w:val="22"/>
         </w:rPr>
-        <w:t xml:space="preserve">[此處插入 screenshot：AI 辨識 modal 開啟，含「拍照」按鈕、器官選擇器、辨識按鈕]</w:t>
+        <w:t xml:space="preserve">[此處插入 screenshot H09：AI 辨識 modal 開啟，含「拍照」按鈕、器官選擇器、辨識按鈕]</w:t>
       </w:r>
     </w:p>
     <w:p>
@@ -9142,7 +9142,7 @@
           <w:sz w:val="22"/>
           <w:szCs w:val="22"/>
         </w:rPr>
-        <w:t xml:space="preserve">[此處插入 screenshot：top-3 辨識結果列表，三色信心顯示]</w:t>
+        <w:t xml:space="preserve">[此處插入 screenshot H10：top-3 辨識結果列表，三色信心顯示]</w:t>
       </w:r>
     </w:p>
     <w:p>
@@ -11395,7 +11395,7 @@
           <w:sz w:val="22"/>
           <w:szCs w:val="22"/>
         </w:rPr>
-        <w:t xml:space="preserve">[此處插入 screenshot：regen subtab 顯示新增的樟樹苗木紀錄]</w:t>
+        <w:t xml:space="preserve">[此處插入 screenshot H11：regen subtab 顯示新增的樟樹苗木紀錄]</w:t>
       </w:r>
     </w:p>
     <w:p>
@@ -12736,7 +12736,7 @@
           <w:sz w:val="22"/>
           <w:szCs w:val="22"/>
         </w:rPr>
-        <w:t xml:space="preserve">[此處插入 screenshot：dashboard 上半部：進度狀態卡 + 7 KPI + DBH 直方圖]</w:t>
+        <w:t xml:space="preserve">[此處插入 screenshot H12：dashboard 上半部：進度狀態卡 + 7 KPI + DBH 直方圖]</w:t>
       </w:r>
     </w:p>
     <w:p>
@@ -12887,7 +12887,7 @@
           <w:sz w:val="22"/>
           <w:szCs w:val="22"/>
         </w:rPr>
-        <w:t xml:space="preserve">[此處插入 screenshot：per-plot 概況：公式來源覆蓋率 KPI 卡，顯示 species-specific %、tree-type fallback %、generic %]</w:t>
+        <w:t xml:space="preserve">[此處插入 screenshot H13：per-plot 概況：公式來源覆蓋率 KPI 卡，顯示 species-specific %、tree-type fallback %、generic %]</w:t>
       </w:r>
     </w:p>
     <w:p>
@@ -13522,7 +13522,7 @@
           <w:sz w:val="22"/>
           <w:szCs w:val="22"/>
         </w:rPr>
-        <w:t xml:space="preserve">[此處插入 screenshot：QAQC 重測結果列表，三色 badge 與「合格簽發」綠色按鈕]</w:t>
+        <w:t xml:space="preserve">[此處插入 screenshot H14：QAQC 重測結果列表，三色 badge 與「合格簽發」綠色按鈕]</w:t>
       </w:r>
     </w:p>
     <w:p>

--- a/reports/2026-05-mid-demo/03-現場練習指南-下午hands-on.docx
+++ b/reports/2026-05-mid-demo/03-現場練習指南-下午hands-on.docx
@@ -3953,7 +3953,38 @@
           <w:sz w:val="22"/>
           <w:szCs w:val="22"/>
         </w:rPr>
-        <w:t xml:space="preserve">[此處插入 screenshot H02：PWA 登入首頁，可看到「Google 登入」按鈕]</w:t>
+        <w:drawing>
+          <wp:inline xmlns:a="http://schemas.openxmlformats.org/drawingml/2006/main" xmlns:pic="http://schemas.openxmlformats.org/drawingml/2006/picture">
+            <wp:extent cx="5486400" cy="2645664"/>
+            <wp:docPr id="1" name="Picture 1"/>
+            <wp:cNvGraphicFramePr>
+              <a:graphicFrameLocks noChangeAspect="1"/>
+            </wp:cNvGraphicFramePr>
+            <a:graphic>
+              <a:graphicData uri="http://schemas.openxmlformats.org/drawingml/2006/picture">
+                <pic:pic>
+                  <pic:nvPicPr>
+                    <pic:cNvPr id="0" name="H02-PWA登入首頁.png"/>
+                    <pic:cNvPicPr/>
+                  </pic:nvPicPr>
+                  <pic:blipFill>
+                    <a:blip r:embed="rId10"/>
+                    <a:stretch>
+                      <a:fillRect/>
+                    </a:stretch>
+                  </pic:blipFill>
+                  <pic:spPr>
+                    <a:xfrm>
+                      <a:off x="0" y="0"/>
+                      <a:ext cx="5486400" cy="2645664"/>
+                    </a:xfrm>
+                    <a:prstGeom prst="rect"/>
+                  </pic:spPr>
+                </pic:pic>
+              </a:graphicData>
+            </a:graphic>
+          </wp:inline>
+        </w:drawing>
       </w:r>
     </w:p>
     <w:p>
@@ -4199,7 +4230,38 @@
           <w:sz w:val="22"/>
           <w:szCs w:val="22"/>
         </w:rPr>
-        <w:t xml:space="preserve">[此處插入 screenshot H03：專案內 6 大分頁列，當前停留在「樣區」分頁]</w:t>
+        <w:drawing>
+          <wp:inline xmlns:a="http://schemas.openxmlformats.org/drawingml/2006/main" xmlns:pic="http://schemas.openxmlformats.org/drawingml/2006/picture">
+            <wp:extent cx="5486400" cy="2405323"/>
+            <wp:docPr id="2" name="Picture 2"/>
+            <wp:cNvGraphicFramePr>
+              <a:graphicFrameLocks noChangeAspect="1"/>
+            </wp:cNvGraphicFramePr>
+            <a:graphic>
+              <a:graphicData uri="http://schemas.openxmlformats.org/drawingml/2006/picture">
+                <pic:pic>
+                  <pic:nvPicPr>
+                    <pic:cNvPr id="0" name="H03-專案內6大分頁.png"/>
+                    <pic:cNvPicPr/>
+                  </pic:nvPicPr>
+                  <pic:blipFill>
+                    <a:blip r:embed="rId11"/>
+                    <a:stretch>
+                      <a:fillRect/>
+                    </a:stretch>
+                  </pic:blipFill>
+                  <pic:spPr>
+                    <a:xfrm>
+                      <a:off x="0" y="0"/>
+                      <a:ext cx="5486400" cy="2405323"/>
+                    </a:xfrm>
+                    <a:prstGeom prst="rect"/>
+                  </pic:spPr>
+                </pic:pic>
+              </a:graphicData>
+            </a:graphic>
+          </wp:inline>
+        </w:drawing>
       </w:r>
     </w:p>
     <w:p>
@@ -5107,7 +5169,38 @@
           <w:sz w:val="22"/>
           <w:szCs w:val="22"/>
         </w:rPr>
-        <w:t xml:space="preserve">[此處插入 screenshot H04：樣區建立 form，含編號、GPS、形狀、坡度、日期等欄位]</w:t>
+        <w:drawing>
+          <wp:inline xmlns:a="http://schemas.openxmlformats.org/drawingml/2006/main" xmlns:pic="http://schemas.openxmlformats.org/drawingml/2006/picture">
+            <wp:extent cx="5486400" cy="2607752"/>
+            <wp:docPr id="3" name="Picture 3"/>
+            <wp:cNvGraphicFramePr>
+              <a:graphicFrameLocks noChangeAspect="1"/>
+            </wp:cNvGraphicFramePr>
+            <a:graphic>
+              <a:graphicData uri="http://schemas.openxmlformats.org/drawingml/2006/picture">
+                <pic:pic>
+                  <pic:nvPicPr>
+                    <pic:cNvPr id="0" name="H04-樣區建立form完整.png"/>
+                    <pic:cNvPicPr/>
+                  </pic:nvPicPr>
+                  <pic:blipFill>
+                    <a:blip r:embed="rId12"/>
+                    <a:stretch>
+                      <a:fillRect/>
+                    </a:stretch>
+                  </pic:blipFill>
+                  <pic:spPr>
+                    <a:xfrm>
+                      <a:off x="0" y="0"/>
+                      <a:ext cx="5486400" cy="2607752"/>
+                    </a:xfrm>
+                    <a:prstGeom prst="rect"/>
+                  </pic:spPr>
+                </pic:pic>
+              </a:graphicData>
+            </a:graphic>
+          </wp:inline>
+        </w:drawing>
       </w:r>
     </w:p>
     <w:p>
@@ -5768,7 +5861,38 @@
           <w:sz w:val="22"/>
           <w:szCs w:val="22"/>
         </w:rPr>
-        <w:t xml:space="preserve">[此處插入 screenshot H05：地圖分頁顯示新建樣區的位置點位 + popup]</w:t>
+        <w:drawing>
+          <wp:inline xmlns:a="http://schemas.openxmlformats.org/drawingml/2006/main" xmlns:pic="http://schemas.openxmlformats.org/drawingml/2006/picture">
+            <wp:extent cx="5486400" cy="2882968"/>
+            <wp:docPr id="4" name="Picture 4"/>
+            <wp:cNvGraphicFramePr>
+              <a:graphicFrameLocks noChangeAspect="1"/>
+            </wp:cNvGraphicFramePr>
+            <a:graphic>
+              <a:graphicData uri="http://schemas.openxmlformats.org/drawingml/2006/picture">
+                <pic:pic>
+                  <pic:nvPicPr>
+                    <pic:cNvPr id="0" name="H05-地圖分頁樣區點位.png"/>
+                    <pic:cNvPicPr/>
+                  </pic:nvPicPr>
+                  <pic:blipFill>
+                    <a:blip r:embed="rId13"/>
+                    <a:stretch>
+                      <a:fillRect/>
+                    </a:stretch>
+                  </pic:blipFill>
+                  <pic:spPr>
+                    <a:xfrm>
+                      <a:off x="0" y="0"/>
+                      <a:ext cx="5486400" cy="2882968"/>
+                    </a:xfrm>
+                    <a:prstGeom prst="rect"/>
+                  </pic:spPr>
+                </pic:pic>
+              </a:graphicData>
+            </a:graphic>
+          </wp:inline>
+        </w:drawing>
       </w:r>
     </w:p>
     <w:p>
@@ -6774,7 +6898,38 @@
           <w:sz w:val="22"/>
           <w:szCs w:val="22"/>
         </w:rPr>
-        <w:t xml:space="preserve">[此處插入 screenshot H06：立木建立 form，最上方是樹種 picker 搜尋框]</w:t>
+        <w:drawing>
+          <wp:inline xmlns:a="http://schemas.openxmlformats.org/drawingml/2006/main" xmlns:pic="http://schemas.openxmlformats.org/drawingml/2006/picture">
+            <wp:extent cx="5486400" cy="2607752"/>
+            <wp:docPr id="5" name="Picture 5"/>
+            <wp:cNvGraphicFramePr>
+              <a:graphicFrameLocks noChangeAspect="1"/>
+            </wp:cNvGraphicFramePr>
+            <a:graphic>
+              <a:graphicData uri="http://schemas.openxmlformats.org/drawingml/2006/picture">
+                <pic:pic>
+                  <pic:nvPicPr>
+                    <pic:cNvPr id="0" name="H06-立木form樹種picker.png"/>
+                    <pic:cNvPicPr/>
+                  </pic:nvPicPr>
+                  <pic:blipFill>
+                    <a:blip r:embed="rId14"/>
+                    <a:stretch>
+                      <a:fillRect/>
+                    </a:stretch>
+                  </pic:blipFill>
+                  <pic:spPr>
+                    <a:xfrm>
+                      <a:off x="0" y="0"/>
+                      <a:ext cx="5486400" cy="2607752"/>
+                    </a:xfrm>
+                    <a:prstGeom prst="rect"/>
+                  </pic:spPr>
+                </pic:pic>
+              </a:graphicData>
+            </a:graphic>
+          </wp:inline>
+        </w:drawing>
       </w:r>
     </w:p>
     <w:p>
@@ -7579,7 +7734,38 @@
           <w:sz w:val="22"/>
           <w:szCs w:val="22"/>
         </w:rPr>
-        <w:t xml:space="preserve">[此處插入 screenshot H07：立木列表顯示新增的紅檜，右側有 🟢 綠色徽章]</w:t>
+        <w:drawing>
+          <wp:inline xmlns:a="http://schemas.openxmlformats.org/drawingml/2006/main" xmlns:pic="http://schemas.openxmlformats.org/drawingml/2006/picture">
+            <wp:extent cx="5486400" cy="2265935"/>
+            <wp:docPr id="6" name="Picture 6"/>
+            <wp:cNvGraphicFramePr>
+              <a:graphicFrameLocks noChangeAspect="1"/>
+            </wp:cNvGraphicFramePr>
+            <a:graphic>
+              <a:graphicData uri="http://schemas.openxmlformats.org/drawingml/2006/picture">
+                <pic:pic>
+                  <pic:nvPicPr>
+                    <pic:cNvPr id="0" name="H07-立木列表綠徽章.png"/>
+                    <pic:cNvPicPr/>
+                  </pic:nvPicPr>
+                  <pic:blipFill>
+                    <a:blip r:embed="rId15"/>
+                    <a:stretch>
+                      <a:fillRect/>
+                    </a:stretch>
+                  </pic:blipFill>
+                  <pic:spPr>
+                    <a:xfrm>
+                      <a:off x="0" y="0"/>
+                      <a:ext cx="5486400" cy="2265935"/>
+                    </a:xfrm>
+                    <a:prstGeom prst="rect"/>
+                  </pic:spPr>
+                </pic:pic>
+              </a:graphicData>
+            </a:graphic>
+          </wp:inline>
+        </w:drawing>
       </w:r>
     </w:p>
     <w:p>
@@ -8719,7 +8905,38 @@
           <w:sz w:val="22"/>
           <w:szCs w:val="22"/>
         </w:rPr>
-        <w:t xml:space="preserve">[此處插入 screenshot H08：AI 全域設定 modal，4 個欄位：PlantNet key / proxy URL / Claude key / Claude model]</w:t>
+        <w:drawing>
+          <wp:inline xmlns:a="http://schemas.openxmlformats.org/drawingml/2006/main" xmlns:pic="http://schemas.openxmlformats.org/drawingml/2006/picture">
+            <wp:extent cx="5486400" cy="6322942"/>
+            <wp:docPr id="7" name="Picture 7"/>
+            <wp:cNvGraphicFramePr>
+              <a:graphicFrameLocks noChangeAspect="1"/>
+            </wp:cNvGraphicFramePr>
+            <a:graphic>
+              <a:graphicData uri="http://schemas.openxmlformats.org/drawingml/2006/picture">
+                <pic:pic>
+                  <pic:nvPicPr>
+                    <pic:cNvPr id="0" name="H08-AI全域設定4欄位.png"/>
+                    <pic:cNvPicPr/>
+                  </pic:nvPicPr>
+                  <pic:blipFill>
+                    <a:blip r:embed="rId16"/>
+                    <a:stretch>
+                      <a:fillRect/>
+                    </a:stretch>
+                  </pic:blipFill>
+                  <pic:spPr>
+                    <a:xfrm>
+                      <a:off x="0" y="0"/>
+                      <a:ext cx="5486400" cy="6322942"/>
+                    </a:xfrm>
+                    <a:prstGeom prst="rect"/>
+                  </pic:spPr>
+                </pic:pic>
+              </a:graphicData>
+            </a:graphic>
+          </wp:inline>
+        </w:drawing>
       </w:r>
     </w:p>
     <w:p>
@@ -8933,7 +9150,38 @@
           <w:sz w:val="22"/>
           <w:szCs w:val="22"/>
         </w:rPr>
-        <w:t xml:space="preserve">[此處插入 screenshot H09：AI 辨識 modal 開啟，含「拍照」按鈕、器官選擇器、辨識按鈕]</w:t>
+        <w:drawing>
+          <wp:inline xmlns:a="http://schemas.openxmlformats.org/drawingml/2006/main" xmlns:pic="http://schemas.openxmlformats.org/drawingml/2006/picture">
+            <wp:extent cx="5486400" cy="3205779"/>
+            <wp:docPr id="8" name="Picture 8"/>
+            <wp:cNvGraphicFramePr>
+              <a:graphicFrameLocks noChangeAspect="1"/>
+            </wp:cNvGraphicFramePr>
+            <a:graphic>
+              <a:graphicData uri="http://schemas.openxmlformats.org/drawingml/2006/picture">
+                <pic:pic>
+                  <pic:nvPicPr>
+                    <pic:cNvPr id="0" name="H09-AI辨識modal主畫面.png"/>
+                    <pic:cNvPicPr/>
+                  </pic:nvPicPr>
+                  <pic:blipFill>
+                    <a:blip r:embed="rId17"/>
+                    <a:stretch>
+                      <a:fillRect/>
+                    </a:stretch>
+                  </pic:blipFill>
+                  <pic:spPr>
+                    <a:xfrm>
+                      <a:off x="0" y="0"/>
+                      <a:ext cx="5486400" cy="3205779"/>
+                    </a:xfrm>
+                    <a:prstGeom prst="rect"/>
+                  </pic:spPr>
+                </pic:pic>
+              </a:graphicData>
+            </a:graphic>
+          </wp:inline>
+        </w:drawing>
       </w:r>
     </w:p>
     <w:p>
@@ -9142,7 +9390,38 @@
           <w:sz w:val="22"/>
           <w:szCs w:val="22"/>
         </w:rPr>
-        <w:t xml:space="preserve">[此處插入 screenshot H10：top-3 辨識結果列表，三色信心顯示]</w:t>
+        <w:drawing>
+          <wp:inline xmlns:a="http://schemas.openxmlformats.org/drawingml/2006/main" xmlns:pic="http://schemas.openxmlformats.org/drawingml/2006/picture">
+            <wp:extent cx="5486400" cy="14630400"/>
+            <wp:docPr id="9" name="Picture 9"/>
+            <wp:cNvGraphicFramePr>
+              <a:graphicFrameLocks noChangeAspect="1"/>
+            </wp:cNvGraphicFramePr>
+            <a:graphic>
+              <a:graphicData uri="http://schemas.openxmlformats.org/drawingml/2006/picture">
+                <pic:pic>
+                  <pic:nvPicPr>
+                    <pic:cNvPr id="0" name="H10-辨識結果top3.png"/>
+                    <pic:cNvPicPr/>
+                  </pic:nvPicPr>
+                  <pic:blipFill>
+                    <a:blip r:embed="rId18"/>
+                    <a:stretch>
+                      <a:fillRect/>
+                    </a:stretch>
+                  </pic:blipFill>
+                  <pic:spPr>
+                    <a:xfrm>
+                      <a:off x="0" y="0"/>
+                      <a:ext cx="5486400" cy="14630400"/>
+                    </a:xfrm>
+                    <a:prstGeom prst="rect"/>
+                  </pic:spPr>
+                </pic:pic>
+              </a:graphicData>
+            </a:graphic>
+          </wp:inline>
+        </w:drawing>
       </w:r>
     </w:p>
     <w:p>
@@ -11395,7 +11674,38 @@
           <w:sz w:val="22"/>
           <w:szCs w:val="22"/>
         </w:rPr>
-        <w:t xml:space="preserve">[此處插入 screenshot H11：regen subtab 顯示新增的樟樹苗木紀錄]</w:t>
+        <w:drawing>
+          <wp:inline xmlns:a="http://schemas.openxmlformats.org/drawingml/2006/main" xmlns:pic="http://schemas.openxmlformats.org/drawingml/2006/picture">
+            <wp:extent cx="5486400" cy="6750000"/>
+            <wp:docPr id="10" name="Picture 10"/>
+            <wp:cNvGraphicFramePr>
+              <a:graphicFrameLocks noChangeAspect="1"/>
+            </wp:cNvGraphicFramePr>
+            <a:graphic>
+              <a:graphicData uri="http://schemas.openxmlformats.org/drawingml/2006/picture">
+                <pic:pic>
+                  <pic:nvPicPr>
+                    <pic:cNvPr id="0" name="H11-regen自然更新列表.png"/>
+                    <pic:cNvPicPr/>
+                  </pic:nvPicPr>
+                  <pic:blipFill>
+                    <a:blip r:embed="rId19"/>
+                    <a:stretch>
+                      <a:fillRect/>
+                    </a:stretch>
+                  </pic:blipFill>
+                  <pic:spPr>
+                    <a:xfrm>
+                      <a:off x="0" y="0"/>
+                      <a:ext cx="5486400" cy="6750000"/>
+                    </a:xfrm>
+                    <a:prstGeom prst="rect"/>
+                  </pic:spPr>
+                </pic:pic>
+              </a:graphicData>
+            </a:graphic>
+          </wp:inline>
+        </w:drawing>
       </w:r>
     </w:p>
     <w:p>
@@ -12736,7 +13046,38 @@
           <w:sz w:val="22"/>
           <w:szCs w:val="22"/>
         </w:rPr>
-        <w:t xml:space="preserve">[此處插入 screenshot H12：dashboard 上半部：進度狀態卡 + 7 KPI + DBH 直方圖]</w:t>
+        <w:drawing>
+          <wp:inline xmlns:a="http://schemas.openxmlformats.org/drawingml/2006/main" xmlns:pic="http://schemas.openxmlformats.org/drawingml/2006/picture">
+            <wp:extent cx="5486400" cy="2556650"/>
+            <wp:docPr id="11" name="Picture 11"/>
+            <wp:cNvGraphicFramePr>
+              <a:graphicFrameLocks noChangeAspect="1"/>
+            </wp:cNvGraphicFramePr>
+            <a:graphic>
+              <a:graphicData uri="http://schemas.openxmlformats.org/drawingml/2006/picture">
+                <pic:pic>
+                  <pic:nvPicPr>
+                    <pic:cNvPr id="0" name="H12-dashboard上半部.png"/>
+                    <pic:cNvPicPr/>
+                  </pic:nvPicPr>
+                  <pic:blipFill>
+                    <a:blip r:embed="rId20"/>
+                    <a:stretch>
+                      <a:fillRect/>
+                    </a:stretch>
+                  </pic:blipFill>
+                  <pic:spPr>
+                    <a:xfrm>
+                      <a:off x="0" y="0"/>
+                      <a:ext cx="5486400" cy="2556650"/>
+                    </a:xfrm>
+                    <a:prstGeom prst="rect"/>
+                  </pic:spPr>
+                </pic:pic>
+              </a:graphicData>
+            </a:graphic>
+          </wp:inline>
+        </w:drawing>
       </w:r>
     </w:p>
     <w:p>
@@ -12887,7 +13228,38 @@
           <w:sz w:val="22"/>
           <w:szCs w:val="22"/>
         </w:rPr>
-        <w:t xml:space="preserve">[此處插入 screenshot H13：per-plot 概況：公式來源覆蓋率 KPI 卡，顯示 species-specific %、tree-type fallback %、generic %]</w:t>
+        <w:drawing>
+          <wp:inline xmlns:a="http://schemas.openxmlformats.org/drawingml/2006/main" xmlns:pic="http://schemas.openxmlformats.org/drawingml/2006/picture">
+            <wp:extent cx="5486400" cy="1330773"/>
+            <wp:docPr id="12" name="Picture 12"/>
+            <wp:cNvGraphicFramePr>
+              <a:graphicFrameLocks noChangeAspect="1"/>
+            </wp:cNvGraphicFramePr>
+            <a:graphic>
+              <a:graphicData uri="http://schemas.openxmlformats.org/drawingml/2006/picture">
+                <pic:pic>
+                  <pic:nvPicPr>
+                    <pic:cNvPr id="0" name="H13-公式來源覆蓋率KPI.png"/>
+                    <pic:cNvPicPr/>
+                  </pic:nvPicPr>
+                  <pic:blipFill>
+                    <a:blip r:embed="rId21"/>
+                    <a:stretch>
+                      <a:fillRect/>
+                    </a:stretch>
+                  </pic:blipFill>
+                  <pic:spPr>
+                    <a:xfrm>
+                      <a:off x="0" y="0"/>
+                      <a:ext cx="5486400" cy="1330773"/>
+                    </a:xfrm>
+                    <a:prstGeom prst="rect"/>
+                  </pic:spPr>
+                </pic:pic>
+              </a:graphicData>
+            </a:graphic>
+          </wp:inline>
+        </w:drawing>
       </w:r>
     </w:p>
     <w:p>
@@ -13522,7 +13894,38 @@
           <w:sz w:val="22"/>
           <w:szCs w:val="22"/>
         </w:rPr>
-        <w:t xml:space="preserve">[此處插入 screenshot H14：QAQC 重測結果列表，三色 badge 與「合格簽發」綠色按鈕]</w:t>
+        <w:drawing>
+          <wp:inline xmlns:a="http://schemas.openxmlformats.org/drawingml/2006/main" xmlns:pic="http://schemas.openxmlformats.org/drawingml/2006/picture">
+            <wp:extent cx="5486400" cy="1289941"/>
+            <wp:docPr id="13" name="Picture 13"/>
+            <wp:cNvGraphicFramePr>
+              <a:graphicFrameLocks noChangeAspect="1"/>
+            </wp:cNvGraphicFramePr>
+            <a:graphic>
+              <a:graphicData uri="http://schemas.openxmlformats.org/drawingml/2006/picture">
+                <pic:pic>
+                  <pic:nvPicPr>
+                    <pic:cNvPr id="0" name="H14-合格簽發按鈕.png"/>
+                    <pic:cNvPicPr/>
+                  </pic:nvPicPr>
+                  <pic:blipFill>
+                    <a:blip r:embed="rId22"/>
+                    <a:stretch>
+                      <a:fillRect/>
+                    </a:stretch>
+                  </pic:blipFill>
+                  <pic:spPr>
+                    <a:xfrm>
+                      <a:off x="0" y="0"/>
+                      <a:ext cx="5486400" cy="1289941"/>
+                    </a:xfrm>
+                    <a:prstGeom prst="rect"/>
+                  </pic:spPr>
+                </pic:pic>
+              </a:graphicData>
+            </a:graphic>
+          </wp:inline>
+        </w:drawing>
       </w:r>
     </w:p>
     <w:p>

--- a/reports/2026-05-mid-demo/03-現場練習指南-下午hands-on.docx
+++ b/reports/2026-05-mid-demo/03-現場練習指南-下午hands-on.docx
@@ -491,29 +491,42 @@
         </w:numPr>
         <w:spacing w:before="40" w:after="40" w:line="300" w:lineRule="auto"/>
       </w:pPr>
-      <w:r>
-        <w:rPr>
-          <w:rFonts w:eastAsia="標楷體"/>
-          <w:b/>
-          <w:bCs/>
-          <w:color w:val="C00000"/>
-        </w:rPr>
-        <w:t xml:space="preserve">[此處插入 screenshot H01：（章節導引示意，可截 hands-on 目錄頁）] </w:t>
-      </w:r>
-      <w:r>
-        <w:rPr>
-          <w:rFonts w:eastAsia="標楷體"/>
-        </w:rPr>
-        <w:t>講師事後</w:t>
-      </w:r>
       <w:proofErr w:type="gramStart"/>
-      <w:r>
-        <w:rPr>
-          <w:rFonts w:eastAsia="標楷體"/>
-        </w:rPr>
-        <w:t>手動補圖位置</w:t>
-      </w:r>
       <w:proofErr w:type="gramEnd"/>
+      <w:r>
+        <w:drawing>
+          <wp:inline xmlns:a="http://schemas.openxmlformats.org/drawingml/2006/main" xmlns:pic="http://schemas.openxmlformats.org/drawingml/2006/picture">
+            <wp:extent cx="5040000" cy="5249999"/>
+            <wp:docPr id="14" name="Picture 14"/>
+            <wp:cNvGraphicFramePr>
+              <a:graphicFrameLocks noChangeAspect="1"/>
+            </wp:cNvGraphicFramePr>
+            <a:graphic>
+              <a:graphicData uri="http://schemas.openxmlformats.org/drawingml/2006/picture">
+                <pic:pic>
+                  <pic:nvPicPr>
+                    <pic:cNvPr id="0" name="H01-章節導引示意.png"/>
+                    <pic:cNvPicPr/>
+                  </pic:nvPicPr>
+                  <pic:blipFill>
+                    <a:blip r:embed="rId24"/>
+                    <a:stretch>
+                      <a:fillRect/>
+                    </a:stretch>
+                  </pic:blipFill>
+                  <pic:spPr>
+                    <a:xfrm>
+                      <a:off x="0" y="0"/>
+                      <a:ext cx="5040000" cy="5249999"/>
+                    </a:xfrm>
+                    <a:prstGeom prst="rect"/>
+                  </pic:spPr>
+                </pic:pic>
+              </a:graphicData>
+            </a:graphic>
+          </wp:inline>
+        </w:drawing>
+      </w:r>
     </w:p>
     <w:p>
       <w:pPr>
